--- a/16_Кондратов_Відгук_оф_опонента_Малахов.docx
+++ b/16_Кондратов_Відгук_оф_опонента_Малахов.docx
@@ -4,6 +4,7 @@
   <w:body>
     <w:p>
       <w:pPr>
+        <w:spacing w:after="0" w:before="0" w:line="240" w:lineRule="auto"/>
         <w:jc w:val="center"/>
       </w:pPr>
       <w:r>
@@ -15,6 +16,7 @@
     </w:p>
     <w:p>
       <w:pPr>
+        <w:spacing w:after="0" w:before="0" w:line="240" w:lineRule="auto"/>
         <w:jc w:val="center"/>
       </w:pPr>
       <w:r>
@@ -23,6 +25,7 @@
     </w:p>
     <w:p>
       <w:pPr>
+        <w:spacing w:after="0" w:before="0" w:line="240" w:lineRule="auto"/>
         <w:jc w:val="center"/>
       </w:pPr>
       <w:r>
@@ -37,6 +40,7 @@
     </w:p>
     <w:p>
       <w:pPr>
+        <w:spacing w:after="0" w:before="0" w:line="240" w:lineRule="auto"/>
         <w:jc w:val="center"/>
       </w:pPr>
       <w:r>
@@ -45,6 +49,7 @@
     </w:p>
     <w:p>
       <w:pPr>
+        <w:spacing w:after="0" w:before="0" w:line="240" w:lineRule="auto"/>
         <w:jc w:val="center"/>
       </w:pPr>
       <w:r>
@@ -53,15 +58,16 @@
     </w:p>
     <w:p>
       <w:pPr>
+        <w:spacing w:after="0" w:before="0" w:line="240" w:lineRule="auto"/>
         <w:jc w:val="center"/>
       </w:pPr>
       <w:r>
         <w:t>Одеського національного університету імені І. І. Мечникова</w:t>
       </w:r>
     </w:p>
-    <w:p/>
-    <w:p>
-      <w:pPr>
+    <w:p>
+      <w:pPr>
+        <w:spacing w:after="0" w:before="0" w:line="240" w:lineRule="auto"/>
         <w:jc w:val="center"/>
       </w:pPr>
       <w:r>
@@ -70,6 +76,7 @@
     </w:p>
     <w:p>
       <w:pPr>
+        <w:spacing w:after="0" w:before="0" w:line="240" w:lineRule="auto"/>
         <w:jc w:val="center"/>
       </w:pPr>
       <w:r>
@@ -81,6 +88,7 @@
     </w:p>
     <w:p>
       <w:pPr>
+        <w:spacing w:after="0" w:before="0" w:line="240" w:lineRule="auto"/>
         <w:jc w:val="center"/>
       </w:pPr>
       <w:r>
@@ -95,6 +103,7 @@
     </w:p>
     <w:p>
       <w:pPr>
+        <w:spacing w:after="0" w:before="0" w:line="240" w:lineRule="auto"/>
         <w:jc w:val="center"/>
       </w:pPr>
       <w:r>
@@ -103,6 +112,7 @@
     </w:p>
     <w:p>
       <w:pPr>
+        <w:spacing w:after="0" w:before="0" w:line="240" w:lineRule="auto"/>
         <w:jc w:val="center"/>
       </w:pPr>
       <w:r>
@@ -117,6 +127,7 @@
     </w:p>
     <w:p>
       <w:pPr>
+        <w:spacing w:after="0" w:before="0" w:line="240" w:lineRule="auto"/>
         <w:jc w:val="center"/>
       </w:pPr>
       <w:r>
@@ -129,8 +140,11 @@
         <w:t>122 – Комп’ютерні науки</w:t>
       </w:r>
     </w:p>
-    <w:p/>
-    <w:p>
+    <w:p>
+      <w:pPr>
+        <w:spacing w:after="0" w:before="0" w:line="240" w:lineRule="auto"/>
+        <w:jc w:val="center"/>
+      </w:pPr>
       <w:r>
         <w:rPr>
           <w:b/>
@@ -138,42 +152,76 @@
         <w:t>Актуальність теми</w:t>
       </w:r>
     </w:p>
-    <w:p/>
-    <w:p>
-      <w:r>
-        <w:t>Стрімкий розвиток систем інтелектуального відеоспостереження, автономного транспорту, робототехнічних платформ, промислового моніторингу та рішень для дистанційного аналізу динамічних процесів висуває підвищені вимоги до точності, надійності та адаптивності методів визначення параметрів рухомих об’єктів. У реальних умовах спостереження такі системи функціонують за наявності шумів, оклюзій, нестабільного освітлення, зміни масштабу сцени та обмежень апаратного забезпечення.</w:t>
-      </w:r>
-    </w:p>
-    <w:p>
-      <w:r>
-        <w:t>Існуючі підходи до виявлення об’єктів, оцінювання оптичного потоку, реконструкції глибини та інтеграції часової інформації нерідко розглядаються ізольовано, що обмежує можливість отримання узгодженого просторово-часового опису стану динамічного об’єкта. Саме тому дисертаційна робота Кондратова О. М., спрямована на розроблення моделей, методів та інформаційної технології дистанційної ідентифікації параметрів динамічних об’єктів на основі поєднання трансформерних моделей, методів оптичного потоку, нейромережевого оцінювання глибини та ансамблевих підходів, є актуальною і своєчасною.</w:t>
-      </w:r>
-    </w:p>
-    <w:p/>
-    <w:p>
-      <w:r>
-        <w:t>Актуальність дослідження підтверджується також його зв’язком з науковими роботами НТУ «ХПІ», зокрема:</w:t>
-      </w:r>
-    </w:p>
-    <w:p/>
-    <w:p>
+    <w:p>
+      <w:pPr>
+        <w:spacing w:after="0" w:before="0" w:line="240" w:lineRule="auto"/>
+        <w:jc w:val="both"/>
+      </w:pPr>
+      <w:r>
+        <w:t>Дисертаційна робота Кондратова О. М. присвячена актуальній науково-прикладній проблемі побудови цілісного підходу до дистанційної ідентифікації параметрів динамічних об’єктів за відеоданими. Для сучасних систем комп’ютерного зору вже недостатньо мати окремо ефективний детектор, окремо оцінювання оптичного потоку чи окрему модель відновлення глибини. Практично значущий результат виникає тоді, коли ці компоненти поєднані в узгоджений конвеєр, а їх результати можна коректно порівнювати, інтерпретувати та використовувати для оцінювання параметрів об’єкта.</w:t>
+      </w:r>
+    </w:p>
+    <w:p>
+      <w:pPr>
+        <w:spacing w:after="0" w:before="0" w:line="240" w:lineRule="auto"/>
+        <w:jc w:val="both"/>
+      </w:pPr>
+      <w:r>
+        <w:t xml:space="preserve">Саме з цієї точки зору тема дисертації є своєчасною. Автор не обмежився аналізом одного алгоритмічного сімейства, а поставив і розв’язував задачу на рівні моделей, методів, структури інформаційної технології та системи кількісного оцінювання. Такий методологічний ракурс є важливим для спеціальності </w:t>
+      </w:r>
+      <w:r>
+        <w:rPr>
+          <w:b/>
+        </w:rPr>
+        <w:t>122 – Комп’ютерні науки</w:t>
+      </w:r>
+      <w:r>
+        <w:t>, оскільки робота поєднує математичне моделювання, алгоритмічний аналіз, програмну реалізацію та експериментальну верифікацію.</w:t>
+      </w:r>
+    </w:p>
+    <w:p>
+      <w:pPr>
+        <w:spacing w:after="0" w:before="0" w:line="240" w:lineRule="auto"/>
+        <w:jc w:val="both"/>
+      </w:pPr>
+      <w:r>
+        <w:t>Актуальність дослідження підтверджується також його виконанням у межах наукових робіт НТУ «ХПІ», зокрема:</w:t>
+      </w:r>
+    </w:p>
+    <w:p>
+      <w:pPr>
+        <w:spacing w:after="0" w:before="0" w:line="240" w:lineRule="auto"/>
+        <w:ind w:left="0" w:firstLine="0"/>
+        <w:jc w:val="left"/>
+      </w:pPr>
       <w:r>
         <w:t>1. «Розробка математичних моделей та програмних додатків для управління складними системами з використанням штучного інтелекту» (ДР № 124U001390);</w:t>
       </w:r>
     </w:p>
     <w:p>
+      <w:pPr>
+        <w:spacing w:after="0" w:before="0" w:line="240" w:lineRule="auto"/>
+        <w:ind w:left="0" w:firstLine="0"/>
+        <w:jc w:val="left"/>
+      </w:pPr>
       <w:r>
         <w:t>2. «Розробка математичних моделей для оптимізації процесів управління складними динамічними системами з використанням обчислювального інтелекту» (ДР № 0124U001511),</w:t>
       </w:r>
     </w:p>
-    <w:p/>
-    <w:p>
+    <w:p>
+      <w:pPr>
+        <w:spacing w:after="0" w:before="0" w:line="240" w:lineRule="auto"/>
+        <w:jc w:val="both"/>
+      </w:pPr>
       <w:r>
         <w:t>де здобувач був виконавцем.</w:t>
       </w:r>
     </w:p>
-    <w:p/>
-    <w:p>
+    <w:p>
+      <w:pPr>
+        <w:spacing w:after="0" w:before="0" w:line="240" w:lineRule="auto"/>
+        <w:jc w:val="both"/>
+      </w:pPr>
       <w:r>
         <w:rPr>
           <w:b/>
@@ -181,19 +229,29 @@
         <w:t>Ступінь обґрунтованості наукових положень, висновків і рекомендацій</w:t>
       </w:r>
     </w:p>
-    <w:p/>
-    <w:p>
-      <w:r>
-        <w:t>Наукові положення, висновки та рекомендації, сформульовані у дисертаційній роботі Кондратова О. М., є достатньо обґрунтованими. Методологічну основу дослідження становлять сучасні методи комп’ютерного зору, трансформерні архітектури виявлення об’єктів, класичні та нейромережеві алгоритми оптичного потоку, моделі оцінювання глибини, методи ансамблевого навчання, математичне та імітаційне моделювання, а також засоби кількісного оцінювання результатів за системою релевантних метрик.</w:t>
-      </w:r>
-    </w:p>
-    <w:p>
-      <w:r>
-        <w:t>Логіка викладу матеріалу є послідовною: від аналізу сучасного стану проблеми та формування задач дослідження здобувач переходить до побудови моделей, формалізації методів інтеграції компонентів, розроблення структури інформаційної технології та її програмної реалізації, а далі – до експериментального тестування і порівняльного аналізу отриманих результатів.</w:t>
-      </w:r>
-    </w:p>
-    <w:p/>
-    <w:p>
+    <w:p>
+      <w:pPr>
+        <w:spacing w:after="0" w:before="0" w:line="240" w:lineRule="auto"/>
+        <w:jc w:val="both"/>
+      </w:pPr>
+      <w:r>
+        <w:t>Наукові положення дисертації є достатньо обґрунтованими. У роботі чітко визначено мету, об’єкт, предмет і задачі дослідження, а логіка викладу матеріалу послідовно веде від аналізу проблемної області до формалізації підходів, побудови інформаційної технології та її експериментальної перевірки.</w:t>
+      </w:r>
+    </w:p>
+    <w:p>
+      <w:pPr>
+        <w:spacing w:after="0" w:before="0" w:line="240" w:lineRule="auto"/>
+        <w:jc w:val="both"/>
+      </w:pPr>
+      <w:r>
+        <w:t>Позитивно слід відзначити, що автор не змішує суто прикладні спостереження з підсумковими науковими висновками, а намагається пов’язати експериментальні результати з моделями обробки руху, просторових ознак і глибини сцени. Методологічну основу дисертації становлять трансформерні моделі виявлення об’єктів, алгоритми оптичного потоку, нейромережеві моделі оцінювання глибини, ансамблеві процедури комбінування результатів, а також система взаємодоповнювальних метрик.</w:t>
+      </w:r>
+    </w:p>
+    <w:p>
+      <w:pPr>
+        <w:spacing w:after="0" w:before="0" w:line="240" w:lineRule="auto"/>
+        <w:jc w:val="both"/>
+      </w:pPr>
       <w:r>
         <w:rPr>
           <w:b/>
@@ -201,26 +259,43 @@
         <w:t>Достовірність результатів дослідження</w:t>
       </w:r>
     </w:p>
-    <w:p/>
-    <w:p>
-      <w:r>
-        <w:t>Достовірність наукових результатів забезпечується:</w:t>
-      </w:r>
-    </w:p>
-    <w:p/>
-    <w:p>
-      <w:r>
-        <w:t>1. використанням сучасного теоретичного апарату комп’ютерного зору, глибокого навчання та системного аналізу;</w:t>
-      </w:r>
-    </w:p>
-    <w:p>
-      <w:r>
-        <w:t>2. узгодженістю поставлених задач, наукової новизни, експериментальної частини та висновків;</w:t>
-      </w:r>
-    </w:p>
-    <w:p>
-      <w:r>
-        <w:t xml:space="preserve">3. проведенням порівняльного аналізу </w:t>
+    <w:p>
+      <w:pPr>
+        <w:spacing w:after="0" w:before="0" w:line="240" w:lineRule="auto"/>
+        <w:jc w:val="both"/>
+      </w:pPr>
+      <w:r>
+        <w:t>Достовірність одержаних результатів забезпечується:</w:t>
+      </w:r>
+    </w:p>
+    <w:p>
+      <w:pPr>
+        <w:spacing w:after="0" w:before="0" w:line="240" w:lineRule="auto"/>
+        <w:ind w:left="0" w:firstLine="0"/>
+        <w:jc w:val="left"/>
+      </w:pPr>
+      <w:r>
+        <w:t>1. використанням сучасного теоретичного апарату комп’ютерного зору, машинного навчання та математичного моделювання;</w:t>
+      </w:r>
+    </w:p>
+    <w:p>
+      <w:pPr>
+        <w:spacing w:after="0" w:before="0" w:line="240" w:lineRule="auto"/>
+        <w:ind w:left="0" w:firstLine="0"/>
+        <w:jc w:val="left"/>
+      </w:pPr>
+      <w:r>
+        <w:t>2. узгодженістю між постановкою задач, заявленою науковою новизною, структурою експериментів та змістом висновків;</w:t>
+      </w:r>
+    </w:p>
+    <w:p>
+      <w:pPr>
+        <w:spacing w:after="0" w:before="0" w:line="240" w:lineRule="auto"/>
+        <w:ind w:left="0" w:firstLine="0"/>
+        <w:jc w:val="left"/>
+      </w:pPr>
+      <w:r>
+        <w:t xml:space="preserve">3. порівняльним аналізом </w:t>
       </w:r>
       <w:r>
         <w:rPr>
@@ -233,142 +308,251 @@
       </w:r>
     </w:p>
     <w:p>
-      <w:r>
-        <w:t>4. використанням комплексу кількісних метрик EPE, AAE, RMSE, MAE, PSNR, IoU та Dice;</w:t>
-      </w:r>
-    </w:p>
-    <w:p>
-      <w:r>
-        <w:t>5. практичним впровадженням результатів у навчальний процес та в науково-прикладну діяльність установ-партнерів.</w:t>
-      </w:r>
-    </w:p>
-    <w:p/>
-    <w:p>
-      <w:r>
-        <w:t>Результати роботи впроваджено:</w:t>
-      </w:r>
-    </w:p>
-    <w:p/>
-    <w:p>
-      <w:r>
-        <w:t>1. у навчальному процесі кафедри інформаційних систем та технологій НТУ «ХПІ»;</w:t>
-      </w:r>
-    </w:p>
-    <w:p>
-      <w:r>
-        <w:t>2. у навчальному процесі кафедри цифрових технологій та програмно-аналітичних рішень ТОВ «Технічний університет «Метінвест Політехніка»;</w:t>
-      </w:r>
-    </w:p>
-    <w:p>
-      <w:r>
-        <w:t>3. у Радіоастрономічному інституті НАН України при дослідженні та аналізі динамічних процесів у сонячній атмосфері за даними дистанційних радіоспостережень.</w:t>
-      </w:r>
-    </w:p>
-    <w:p/>
-    <w:p>
-      <w:r>
-        <w:rPr>
-          <w:b/>
-        </w:rPr>
-        <w:t>До основних нових наукових результатів дисертації слід віднести</w:t>
-      </w:r>
-    </w:p>
-    <w:p/>
-    <w:p>
-      <w:r>
-        <w:t>1. Вперше запропоновано метод дистанційної ідентифікації параметрів динамічних об’єктів на основі поєднання трансформерної моделі виявлення об’єктів DETR з алгоритмами оптичного потоку, що забезпечує одночасне виявлення, відстеження та оцінювання динамічних характеристик об’єктів у реальному часі.</w:t>
-      </w:r>
-    </w:p>
-    <w:p>
-      <w:r>
-        <w:t>2. Вперше розроблено структуру інформаційної технології дистанційної ідентифікації параметрів динамічних об’єктів, яка інтегрує методи обчислювального інтелекту, нейромережеві архітектури FlowNet та GeoNet, а також механізми просторово-часової обробки даних в єдиний інформаційний простір.</w:t>
-      </w:r>
-    </w:p>
-    <w:p>
-      <w:r>
-        <w:t>3. Удосконалено метод оцінювання глибини сцени шляхом адаптивного комбінування нейромережевих моделей MiDaS, DPT_Large та GeoNet з ансамблевими підходами Bagging і Boosting.</w:t>
-      </w:r>
-    </w:p>
-    <w:p>
-      <w:r>
-        <w:t>4. Удосконалено метод ансамблевої агрегації результатів ідентифікації, що підвищує стійкість до шумів, локальних артефактів та зміни освітлення.</w:t>
-      </w:r>
-    </w:p>
-    <w:p>
-      <w:r>
-        <w:t>5. Удосконалено метод кількісного оцінювання якості ідентифікації через впровадження комплексної системи метрик для порівняння ефективності запропонованих рішень.</w:t>
-      </w:r>
-    </w:p>
-    <w:p>
-      <w:r>
-        <w:t>6. Дістав подальшого розвитку метод синтезу просторово-часових ознак динамічних об’єктів шляхом інтеграції трансформерних механізмів уваги з векторними полями оптичного потоку.</w:t>
-      </w:r>
-    </w:p>
-    <w:p/>
-    <w:p>
-      <w:r>
-        <w:rPr>
-          <w:b/>
-        </w:rPr>
-        <w:t>Значимість отриманих результатів для науки і практики</w:t>
-      </w:r>
-    </w:p>
-    <w:p/>
-    <w:p>
-      <w:r>
-        <w:t>Наукове значення дисертації полягає у розвитку підходів до інтеграції моделей виявлення, руху, глибини та ансамблевої корекції в єдину систему дистанційної ідентифікації параметрів динамічних об’єктів.</w:t>
-      </w:r>
-    </w:p>
-    <w:p>
-      <w:r>
-        <w:t>Практичне значення роботи полягає у можливості використання запропонованих моделей, методів і програмних засобів у системах:</w:t>
-      </w:r>
-    </w:p>
-    <w:p/>
-    <w:p>
-      <w:r>
-        <w:t>1. інтелектуального відеоспостереження і безпеки;</w:t>
-      </w:r>
-    </w:p>
-    <w:p>
+      <w:pPr>
+        <w:spacing w:after="0" w:before="0" w:line="240" w:lineRule="auto"/>
+        <w:ind w:left="0" w:firstLine="0"/>
+        <w:jc w:val="left"/>
+      </w:pPr>
+      <w:r>
+        <w:t xml:space="preserve">4. застосуванням комплексу метрик </w:t>
+      </w:r>
+      <w:r>
+        <w:rPr>
+          <w:b/>
+        </w:rPr>
+        <w:t>EPE, AAE, RMSE, MAE, PSNR, IoU та Dice</w:t>
+      </w:r>
+      <w:r>
+        <w:t>, що дає змогу оцінювати різні сторони якості результату, а не один зведений показник;</w:t>
+      </w:r>
+    </w:p>
+    <w:p>
+      <w:pPr>
+        <w:spacing w:after="0" w:before="0" w:line="240" w:lineRule="auto"/>
+        <w:ind w:left="0" w:firstLine="0"/>
+        <w:jc w:val="left"/>
+      </w:pPr>
+      <w:r>
+        <w:t>5. наявністю програмної реалізації запропонованої інформаційної технології;</w:t>
+      </w:r>
+    </w:p>
+    <w:p>
+      <w:pPr>
+        <w:spacing w:after="0" w:before="0" w:line="240" w:lineRule="auto"/>
+        <w:ind w:left="0" w:firstLine="0"/>
+        <w:jc w:val="left"/>
+      </w:pPr>
+      <w:r>
+        <w:t>6. практичним впровадженням результатів у навчальний процес і в науково-прикладні дослідження.</w:t>
+      </w:r>
+    </w:p>
+    <w:p>
+      <w:pPr>
+        <w:spacing w:after="0" w:before="0" w:line="240" w:lineRule="auto"/>
+        <w:jc w:val="both"/>
+      </w:pPr>
+      <w:r>
+        <w:t>Сильним боком дисертації є саме культура експерименту: автор не обмежився ілюстративними прикладами, а намагався будувати перевірку так, щоб можна було зіставляти конфігурації, оцінювати їх переваги та робити обґрунтовані висновки щодо ефективності окремих компонентів.</w:t>
+      </w:r>
+    </w:p>
+    <w:p>
+      <w:pPr>
+        <w:spacing w:after="0" w:before="0" w:line="240" w:lineRule="auto"/>
+        <w:jc w:val="both"/>
+      </w:pPr>
+      <w:r>
+        <w:rPr>
+          <w:b/>
+        </w:rPr>
+        <w:t>Основні наукові результати та їх новизна</w:t>
+      </w:r>
+    </w:p>
+    <w:p>
+      <w:pPr>
+        <w:spacing w:after="0" w:before="0" w:line="240" w:lineRule="auto"/>
+        <w:jc w:val="both"/>
+      </w:pPr>
+      <w:r>
+        <w:t>На мою думку, до найбільш вагомих результатів дисертації належать:</w:t>
+      </w:r>
+    </w:p>
+    <w:p>
+      <w:pPr>
+        <w:spacing w:after="0" w:before="0" w:line="240" w:lineRule="auto"/>
+        <w:ind w:left="0" w:firstLine="0"/>
+        <w:jc w:val="left"/>
+      </w:pPr>
+      <w:r>
+        <w:t>1. розроблення методу дистанційної ідентифікації параметрів динамічних об’єктів на основі інтеграції трансформерної моделі DETR з алгоритмами оптичного потоку, що забезпечує спільне виявлення, відстеження та оцінювання характеристик руху;</w:t>
+      </w:r>
+    </w:p>
+    <w:p>
+      <w:pPr>
+        <w:spacing w:after="0" w:before="0" w:line="240" w:lineRule="auto"/>
+        <w:ind w:left="0" w:firstLine="0"/>
+        <w:jc w:val="left"/>
+      </w:pPr>
+      <w:r>
+        <w:t>2. побудова структури інформаційної технології, у якій модулі детектування, аналізу руху, оцінювання глибини та ансамблевої корекції об’єднані в єдиний обчислювальний конвеєр;</w:t>
+      </w:r>
+    </w:p>
+    <w:p>
+      <w:pPr>
+        <w:spacing w:after="0" w:before="0" w:line="240" w:lineRule="auto"/>
+        <w:ind w:left="0" w:firstLine="0"/>
+        <w:jc w:val="left"/>
+      </w:pPr>
+      <w:r>
+        <w:t>3. удосконалення методу відновлення глибини сцени шляхом адаптивного комбінування моделей MiDaS, DPT\_Large та GeoNet із використанням Bagging і Boosting;</w:t>
+      </w:r>
+    </w:p>
+    <w:p>
+      <w:pPr>
+        <w:spacing w:after="0" w:before="0" w:line="240" w:lineRule="auto"/>
+        <w:ind w:left="0" w:firstLine="0"/>
+        <w:jc w:val="left"/>
+      </w:pPr>
+      <w:r>
+        <w:t>4. удосконалення підходу до ансамблевої агрегації результатів ідентифікації в умовах шумів, локальних артефактів та змін освітлення;</w:t>
+      </w:r>
+    </w:p>
+    <w:p>
+      <w:pPr>
+        <w:spacing w:after="0" w:before="0" w:line="240" w:lineRule="auto"/>
+        <w:ind w:left="0" w:firstLine="0"/>
+        <w:jc w:val="left"/>
+      </w:pPr>
+      <w:r>
+        <w:t>5. удосконалення системи кількісного оцінювання якості ідентифікації, завдяки чому стало можливим методично коректне порівняння різних конфігурацій;</w:t>
+      </w:r>
+    </w:p>
+    <w:p>
+      <w:pPr>
+        <w:spacing w:after="0" w:before="0" w:line="240" w:lineRule="auto"/>
+        <w:ind w:left="0" w:firstLine="0"/>
+        <w:jc w:val="left"/>
+      </w:pPr>
+      <w:r>
+        <w:t>6. подальший розвиток підходу до синтезу просторово-часових ознак динамічних об’єктів у межах інтегрованої схеми аналізу відеопотоку.</w:t>
+      </w:r>
+    </w:p>
+    <w:p>
+      <w:pPr>
+        <w:spacing w:after="0" w:before="0" w:line="240" w:lineRule="auto"/>
+        <w:jc w:val="both"/>
+      </w:pPr>
+      <w:r>
+        <w:t>У сукупності ці результати мають саме науковий характер, оскільки стосуються не лише прикладного конструювання програмного засобу, а й узагальнення способів інтеграції окремих моделей та інтерпретації їх результатів.</w:t>
+      </w:r>
+    </w:p>
+    <w:p>
+      <w:pPr>
+        <w:spacing w:after="0" w:before="0" w:line="240" w:lineRule="auto"/>
+        <w:jc w:val="both"/>
+      </w:pPr>
+      <w:r>
+        <w:rPr>
+          <w:b/>
+        </w:rPr>
+        <w:t>Значущість результатів для науки і практики</w:t>
+      </w:r>
+    </w:p>
+    <w:p>
+      <w:pPr>
+        <w:spacing w:after="0" w:before="0" w:line="240" w:lineRule="auto"/>
+        <w:jc w:val="both"/>
+      </w:pPr>
+      <w:r>
+        <w:t>Наукове значення дисертації полягає в розвитку методології побудови інтегрованих систем комп’ютерного зору, де результати детектування, оцінювання руху та реконструкції глибини розглядаються не ізольовано, а як частини єдиної процедури ідентифікації параметрів динамічного об’єкта.</w:t>
+      </w:r>
+    </w:p>
+    <w:p>
+      <w:pPr>
+        <w:spacing w:after="0" w:before="0" w:line="240" w:lineRule="auto"/>
+        <w:jc w:val="both"/>
+      </w:pPr>
+      <w:r>
+        <w:t>Практичне значення одержаних результатів полягає у можливості використання запропонованих рішень у системах:</w:t>
+      </w:r>
+    </w:p>
+    <w:p>
+      <w:pPr>
+        <w:spacing w:after="0" w:before="0" w:line="240" w:lineRule="auto"/>
+        <w:ind w:left="0" w:firstLine="0"/>
+        <w:jc w:val="left"/>
+      </w:pPr>
+      <w:r>
+        <w:t>1. інтелектуального відеоспостереження;</w:t>
+      </w:r>
+    </w:p>
+    <w:p>
+      <w:pPr>
+        <w:spacing w:after="0" w:before="0" w:line="240" w:lineRule="auto"/>
+        <w:ind w:left="0" w:firstLine="0"/>
+        <w:jc w:val="left"/>
+      </w:pPr>
       <w:r>
         <w:t>2. автономного транспорту та робототехніки;</w:t>
       </w:r>
     </w:p>
     <w:p>
+      <w:pPr>
+        <w:spacing w:after="0" w:before="0" w:line="240" w:lineRule="auto"/>
+        <w:ind w:left="0" w:firstLine="0"/>
+        <w:jc w:val="left"/>
+      </w:pPr>
       <w:r>
         <w:t>3. промислового моніторингу;</w:t>
       </w:r>
     </w:p>
     <w:p>
+      <w:pPr>
+        <w:spacing w:after="0" w:before="0" w:line="240" w:lineRule="auto"/>
+        <w:ind w:left="0" w:firstLine="0"/>
+        <w:jc w:val="left"/>
+      </w:pPr>
       <w:r>
         <w:t>4. систем підтримки прийняття рішень;</w:t>
       </w:r>
     </w:p>
     <w:p>
-      <w:r>
-        <w:t>5. спеціалізованих досліджень динамічних процесів за даними дистанційних спостережень.</w:t>
-      </w:r>
-    </w:p>
-    <w:p/>
-    <w:p>
-      <w:r>
-        <w:t>Особливо слід відзначити, що результати роботи мають прикладну цінність не лише для задач комп’ютерного зору загального призначення, а й для міждисциплінарних сценаріїв, зокрема для аналізу сонячних радіосплесків.</w:t>
-      </w:r>
-    </w:p>
-    <w:p/>
-    <w:p>
-      <w:r>
-        <w:rPr>
-          <w:b/>
-        </w:rPr>
-        <w:t>Повнота викладення результатів дослідження в опублікованих працях</w:t>
-      </w:r>
-    </w:p>
-    <w:p/>
-    <w:p>
-      <w:r>
-        <w:t xml:space="preserve">Основні результати дисертаційного дослідження достатньо повно висвітлено у </w:t>
+      <w:pPr>
+        <w:spacing w:after="0" w:before="0" w:line="240" w:lineRule="auto"/>
+        <w:ind w:left="0" w:firstLine="0"/>
+        <w:jc w:val="left"/>
+      </w:pPr>
+      <w:r>
+        <w:t>5. спеціалізованого аналізу динамічних процесів за даними дистанційних спостережень.</w:t>
+      </w:r>
+    </w:p>
+    <w:p>
+      <w:pPr>
+        <w:spacing w:after="0" w:before="0" w:line="240" w:lineRule="auto"/>
+        <w:jc w:val="both"/>
+      </w:pPr>
+      <w:r>
+        <w:t>Окремо слід відзначити, що результати роботи є корисними для міждисциплінарних задач, зокрема для аналізу даних у Радіоастрономічному інституті НАН України.</w:t>
+      </w:r>
+    </w:p>
+    <w:p>
+      <w:pPr>
+        <w:spacing w:after="0" w:before="0" w:line="240" w:lineRule="auto"/>
+        <w:jc w:val="both"/>
+      </w:pPr>
+      <w:r>
+        <w:rPr>
+          <w:b/>
+        </w:rPr>
+        <w:t>Повнота викладення результатів у опублікованих працях</w:t>
+      </w:r>
+    </w:p>
+    <w:p>
+      <w:pPr>
+        <w:spacing w:after="0" w:before="0" w:line="240" w:lineRule="auto"/>
+        <w:jc w:val="both"/>
+      </w:pPr>
+      <w:r>
+        <w:t xml:space="preserve">Основні результати дослідження достатньо повно оприлюднені у </w:t>
       </w:r>
       <w:r>
         <w:rPr>
@@ -377,111 +561,152 @@
         <w:t>15 наукових працях</w:t>
       </w:r>
       <w:r>
-        <w:t>, серед яких є статті у фахових виданнях України та публікації апробаційного характеру, включно з матеріалами IEEE KhPI Week on Advanced Technology, індексованими у Scopus.</w:t>
-      </w:r>
-    </w:p>
-    <w:p>
-      <w:r>
-        <w:t>Опубліковані матеріали відображають зміст дисертації, а їх тематика відповідає напряму проведеного дослідження.</w:t>
-      </w:r>
-    </w:p>
-    <w:p/>
-    <w:p>
-      <w:r>
-        <w:rPr>
-          <w:b/>
-        </w:rPr>
-        <w:t>Оцінка змісту та структури дисертації</w:t>
-      </w:r>
-    </w:p>
-    <w:p/>
-    <w:p>
-      <w:r>
-        <w:t xml:space="preserve">Дисертація складається з анотації двома мовами, вступу, чотирьох розділів, висновків, списку використаних джерел та додатків. Структура роботи є логічною і відповідає поставленим меті та задачам. Список використаних джерел налічує </w:t>
-      </w:r>
-      <w:r>
-        <w:rPr>
-          <w:b/>
-        </w:rPr>
-        <w:t>106 найменувань</w:t>
-      </w:r>
-      <w:r>
-        <w:t>, що засвідчує достатнє опрацювання наукової літератури за темою дослідження.</w:t>
-      </w:r>
-    </w:p>
-    <w:p>
-      <w:r>
-        <w:t>Матеріал викладено послідовно, науковим стилем, з належним рівнем деталізації експериментальної та прикладної частин.</w:t>
-      </w:r>
-    </w:p>
-    <w:p/>
-    <w:p>
-      <w:r>
-        <w:rPr>
-          <w:b/>
-        </w:rPr>
-        <w:t>Академічна доброчесність</w:t>
-      </w:r>
-    </w:p>
-    <w:p/>
-    <w:p>
-      <w:r>
-        <w:t>Порушень принципів академічної доброчесності в дисертації та наукових публікаціях, у яких висвітлено основні результати дослідження, не виявлено.</w:t>
-      </w:r>
-    </w:p>
-    <w:p>
-      <w:r>
-        <w:t>Усі результати, винесені на захист, отримані особисто здобувачем. У співавторських публікаціях чітко визначено особистий внесок дисертанта.</w:t>
-      </w:r>
-    </w:p>
-    <w:p/>
-    <w:p>
-      <w:r>
-        <w:rPr>
-          <w:b/>
-        </w:rPr>
-        <w:t>За дисертаційною роботою можна зробити такі зауваження</w:t>
-      </w:r>
-    </w:p>
-    <w:p/>
-    <w:p>
-      <w:r>
-        <w:t>1. У роботі доцільно ще чіткіше розвести поняття «модель», «метод» та «інформаційна технологія», особливо у формулюваннях наукової новизни та підсумкових висновках.</w:t>
-      </w:r>
-    </w:p>
-    <w:p>
-      <w:r>
-        <w:t>2. У частині результатів, де для окремих конфігурацій використовуються проксі-оцінки, отримані за резервною схемою, бажано було б виразніше акцентувати межі інтерпретації таких результатів.</w:t>
-      </w:r>
-    </w:p>
-    <w:p>
-      <w:r>
-        <w:t>3. Для повнішого підтвердження заявленого підвищення надійності та адаптивності доцільно було б розширити статистичний аналіз стійкості результатів у серіях експериментів за різних рівнів шумів, оклюзій та освітлення.</w:t>
-      </w:r>
-    </w:p>
-    <w:p>
-      <w:r>
-        <w:t>4. З огляду на модульність архітектури доцільним було б ширше представити порівняння з альтернативними детекторами об’єктів і показати вплив такої заміни на характеристики всього конвеєра.</w:t>
-      </w:r>
-    </w:p>
-    <w:p>
-      <w:r>
-        <w:t>5. Для практичного використання системи корисним було б детальніше подати часові та ресурсні витрати окремих модулів.</w:t>
-      </w:r>
-    </w:p>
-    <w:p>
-      <w:r>
-        <w:t>6. У тексті дисертації трапляються окремі стилістичні неточності та нерівномірність у поданні англомовних позначень.</w:t>
-      </w:r>
-    </w:p>
-    <w:p/>
-    <w:p>
-      <w:r>
-        <w:t>Зазначені зауваження не впливають на загальну позитивну оцінку дисертаційної роботи, яка є актуальною, завершеною і має наукову та практичну цінність.</w:t>
-      </w:r>
-    </w:p>
-    <w:p/>
-    <w:p>
+        <w:t>, серед яких статті у фахових виданнях України та матеріали наукових конференцій, включно з публікацією в матеріалах IEEE KhPI Week on Advanced Technology, індексованих у Scopus. Публікації відображають зміст дисертації, а обсяг апробації є достатнім для роботи такого рівня.</w:t>
+      </w:r>
+    </w:p>
+    <w:p>
+      <w:pPr>
+        <w:spacing w:after="0" w:before="0" w:line="240" w:lineRule="auto"/>
+        <w:jc w:val="both"/>
+      </w:pPr>
+      <w:r>
+        <w:rPr>
+          <w:b/>
+        </w:rPr>
+        <w:t>Оцінка змісту, структури та академічної доброчесності</w:t>
+      </w:r>
+    </w:p>
+    <w:p>
+      <w:pPr>
+        <w:spacing w:after="0" w:before="0" w:line="240" w:lineRule="auto"/>
+        <w:jc w:val="both"/>
+      </w:pPr>
+      <w:r>
+        <w:t>Дисертація має логічну структуру, містить вступ, чотири розділи, висновки, список використаних джерел і додатки. Матеріал викладено послідовно, а список використаних джерел демонструє належний рівень опрацювання сучасних наукових підходів за темою дослідження.</w:t>
+      </w:r>
+    </w:p>
+    <w:p>
+      <w:pPr>
+        <w:spacing w:after="0" w:before="0" w:line="240" w:lineRule="auto"/>
+        <w:jc w:val="both"/>
+      </w:pPr>
+      <w:r>
+        <w:t>Порушень принципів академічної доброчесності в дисертаційній роботі та публікаціях здобувача не виявлено. Особистий внесок автора у співавторські праці окреслено коректно, а результати, винесені на захист, мають ознаки самостійно отриманих.</w:t>
+      </w:r>
+    </w:p>
+    <w:p>
+      <w:pPr>
+        <w:spacing w:after="0" w:before="0" w:line="240" w:lineRule="auto"/>
+        <w:jc w:val="both"/>
+      </w:pPr>
+      <w:r>
+        <w:rPr>
+          <w:b/>
+        </w:rPr>
+        <w:t>Зауваження до дисертаційної роботи</w:t>
+      </w:r>
+    </w:p>
+    <w:p>
+      <w:pPr>
+        <w:spacing w:after="0" w:before="0" w:line="240" w:lineRule="auto"/>
+        <w:ind w:left="0" w:firstLine="0"/>
+        <w:jc w:val="left"/>
+      </w:pPr>
+      <w:r>
+        <w:t xml:space="preserve">1. У роботі доцільно ще чіткіше розмежувати поняття </w:t>
+      </w:r>
+      <w:r>
+        <w:rPr>
+          <w:b/>
+        </w:rPr>
+        <w:t>«модель»</w:t>
+      </w:r>
+      <w:r>
+        <w:t xml:space="preserve">, </w:t>
+      </w:r>
+      <w:r>
+        <w:rPr>
+          <w:b/>
+        </w:rPr>
+        <w:t>«метод»</w:t>
+      </w:r>
+      <w:r>
+        <w:t xml:space="preserve"> та </w:t>
+      </w:r>
+      <w:r>
+        <w:rPr>
+          <w:b/>
+        </w:rPr>
+        <w:t>«інформаційна технологія»</w:t>
+      </w:r>
+      <w:r>
+        <w:t>, особливо у формулюваннях наукової новизни та загальних висновках.</w:t>
+      </w:r>
+    </w:p>
+    <w:p>
+      <w:pPr>
+        <w:spacing w:after="0" w:before="0" w:line="240" w:lineRule="auto"/>
+        <w:ind w:left="0" w:firstLine="0"/>
+        <w:jc w:val="left"/>
+      </w:pPr>
+      <w:r>
+        <w:t>2. У частині експериментів, де використовуються резервні або проксі-оцінки для окремих конфігурацій, бажано чіткіше окреслити межі інтерпретації таких результатів.</w:t>
+      </w:r>
+    </w:p>
+    <w:p>
+      <w:pPr>
+        <w:spacing w:after="0" w:before="0" w:line="240" w:lineRule="auto"/>
+        <w:ind w:left="0" w:firstLine="0"/>
+        <w:jc w:val="left"/>
+      </w:pPr>
+      <w:r>
+        <w:t>3. Для посилення доказовості тверджень про підвищення надійності та адаптивності було б корисно ширше подати статистичний аналіз стійкості результатів за різних рівнів шуму, оклюзій та зміни освітлення.</w:t>
+      </w:r>
+    </w:p>
+    <w:p>
+      <w:pPr>
+        <w:spacing w:after="0" w:before="0" w:line="240" w:lineRule="auto"/>
+        <w:ind w:left="0" w:firstLine="0"/>
+        <w:jc w:val="left"/>
+      </w:pPr>
+      <w:r>
+        <w:t>4. З огляду на модульність побудованого конвеєра доцільно було б розширити порівняння з альтернативними детекторами об’єктів або трекінговими компонентами і показати, як така заміна впливає на характеристики всієї системи.</w:t>
+      </w:r>
+    </w:p>
+    <w:p>
+      <w:pPr>
+        <w:spacing w:after="0" w:before="0" w:line="240" w:lineRule="auto"/>
+        <w:ind w:left="0" w:firstLine="0"/>
+        <w:jc w:val="left"/>
+      </w:pPr>
+      <w:r>
+        <w:t>5. Для практичного використання системи цінним було б детальніше подати часову складність і ресурсні витрати окремих модулів технології.</w:t>
+      </w:r>
+    </w:p>
+    <w:p>
+      <w:pPr>
+        <w:spacing w:after="0" w:before="0" w:line="240" w:lineRule="auto"/>
+        <w:ind w:left="0" w:firstLine="0"/>
+        <w:jc w:val="left"/>
+      </w:pPr>
+      <w:r>
+        <w:t>6. У тексті трапляються окремі стилістичні та термінологічні нерівномірності, які можуть бути усунуті під час остаточного редагування.</w:t>
+      </w:r>
+    </w:p>
+    <w:p>
+      <w:pPr>
+        <w:spacing w:after="0" w:before="0" w:line="240" w:lineRule="auto"/>
+        <w:jc w:val="both"/>
+      </w:pPr>
+      <w:r>
+        <w:t>Зазначені зауваження не знижують загальної позитивної оцінки дисертації та не впливають на наукову значущість одержаних результатів.</w:t>
+      </w:r>
+    </w:p>
+    <w:p>
+      <w:pPr>
+        <w:spacing w:after="0" w:before="0" w:line="240" w:lineRule="auto"/>
+        <w:jc w:val="both"/>
+      </w:pPr>
       <w:r>
         <w:rPr>
           <w:b/>
@@ -489,8 +714,11 @@
         <w:t>Висновок</w:t>
       </w:r>
     </w:p>
-    <w:p/>
-    <w:p>
+    <w:p>
+      <w:pPr>
+        <w:spacing w:after="0" w:before="0" w:line="240" w:lineRule="auto"/>
+        <w:jc w:val="both"/>
+      </w:pPr>
       <w:r>
         <w:t xml:space="preserve">Дисертаційна робота </w:t>
       </w:r>
@@ -510,7 +738,7 @@
         <w:t>«Моделі, методи та інформаційна технологія дистанційної ідентифікації параметрів динамічних об’єктів»</w:t>
       </w:r>
       <w:r>
-        <w:t xml:space="preserve"> за своїм змістом відповідає галузі знань </w:t>
+        <w:t xml:space="preserve"> є завершеною кваліфікаційною науковою працею, виконаною на належному теоретичному та прикладному рівнях, за своїм змістом відповідає галузі знань </w:t>
       </w:r>
       <w:r>
         <w:rPr>
@@ -532,13 +760,12 @@
       </w:r>
     </w:p>
     <w:p>
-      <w:r>
-        <w:t>Робота є завершеною кваліфікаційною науковою працею, у якій отримано нові науково обґрунтовані результати, що у сукупності розв’язують важливе науково-прикладне завдання у сфері комп’ютерного зору та інтелектуальної обробки відеоданих.</w:t>
-      </w:r>
-    </w:p>
-    <w:p>
-      <w:r>
-        <w:t xml:space="preserve">Подана дисертація відповідає вимогам пунктів 6, 7, 8 і 9 Порядку присудження ступеня доктора філософії, затвердженого постановою Кабінету Міністрів України від 12.01.2022 №44, а її автор – </w:t>
+      <w:pPr>
+        <w:spacing w:after="0" w:before="0" w:line="240" w:lineRule="auto"/>
+        <w:jc w:val="both"/>
+      </w:pPr>
+      <w:r>
+        <w:t xml:space="preserve">Подана дисертація відповідає вимогам пунктів 6, 7, 8 і 9 Порядку присудження ступеня доктора філософії, затвердженого постановою Кабінету Міністрів України від 12.01.2022 №44, а її автор, </w:t>
       </w:r>
       <w:r>
         <w:rPr>
@@ -547,7 +774,7 @@
         <w:t>Кондратов Олексій Михайлович</w:t>
       </w:r>
       <w:r>
-        <w:t xml:space="preserve"> – заслуговує на присудження ступеня доктора філософії за спеціальністю </w:t>
+        <w:t xml:space="preserve">, заслуговує на присудження ступеня доктора філософії за спеціальністю </w:t>
       </w:r>
       <w:r>
         <w:rPr>
@@ -559,8 +786,11 @@
         <w:t>.</w:t>
       </w:r>
     </w:p>
-    <w:p/>
-    <w:p>
+    <w:p>
+      <w:pPr>
+        <w:spacing w:after="0" w:before="0" w:line="240" w:lineRule="auto"/>
+        <w:jc w:val="both"/>
+      </w:pPr>
       <w:r>
         <w:rPr>
           <w:b/>
@@ -569,21 +799,37 @@
       </w:r>
     </w:p>
     <w:p>
+      <w:pPr>
+        <w:spacing w:after="0" w:before="0" w:line="240" w:lineRule="auto"/>
+        <w:jc w:val="both"/>
+      </w:pPr>
       <w:r>
         <w:t>завідувач кафедри математичного забезпечення комп’ютерних систем</w:t>
       </w:r>
     </w:p>
     <w:p>
+      <w:pPr>
+        <w:spacing w:after="0" w:before="0" w:line="240" w:lineRule="auto"/>
+        <w:jc w:val="both"/>
+      </w:pPr>
       <w:r>
         <w:t>Одеського національного університету імені І. І. Мечникова</w:t>
       </w:r>
     </w:p>
     <w:p>
+      <w:pPr>
+        <w:spacing w:after="0" w:before="0" w:line="240" w:lineRule="auto"/>
+        <w:jc w:val="both"/>
+      </w:pPr>
       <w:r>
         <w:t>доктор технічних наук</w:t>
       </w:r>
     </w:p>
     <w:p>
+      <w:pPr>
+        <w:spacing w:after="0" w:before="0" w:line="240" w:lineRule="auto"/>
+        <w:jc w:val="both"/>
+      </w:pPr>
       <w:r>
         <w:rPr>
           <w:b/>
@@ -1053,7 +1299,8 @@
     <w:name w:val="Normal"/>
     <w:qFormat/>
     <w:rPr>
-      <w:sz w:val="24"/>
+      <w:rFonts w:ascii="Times New Roman" w:hAnsi="Times New Roman"/>
+      <w:sz w:val="28"/>
       <w:szCs w:val="24"/>
       <w:lang w:val="ru-RU" w:eastAsia="ru-RU"/>
     </w:rPr>

--- a/16_Кондратов_Відгук_оф_опонента_Малахов.docx
+++ b/16_Кондратов_Відгук_оф_опонента_Малахов.docx
@@ -143,7 +143,7 @@
     <w:p>
       <w:pPr>
         <w:spacing w:after="0" w:before="0" w:line="240" w:lineRule="auto"/>
-        <w:jc w:val="center"/>
+        <w:jc w:val="left"/>
       </w:pPr>
       <w:r>
         <w:rPr>
@@ -158,16 +158,324 @@
         <w:jc w:val="both"/>
       </w:pPr>
       <w:r>
-        <w:t>Дисертаційна робота Кондратова О. М. присвячена актуальній науково-прикладній проблемі побудови цілісного підходу до дистанційної ідентифікації параметрів динамічних об’єктів за відеоданими. Для сучасних систем комп’ютерного зору вже недостатньо мати окремо ефективний детектор, окремо оцінювання оптичного потоку чи окрему модель відновлення глибини. Практично значущий результат виникає тоді, коли ці компоненти поєднані в узгоджений конвеєр, а їх результати можна коректно порівнювати, інтерпретувати та використовувати для оцінювання параметрів об’єкта.</w:t>
-      </w:r>
-    </w:p>
-    <w:p>
-      <w:pPr>
-        <w:spacing w:after="0" w:before="0" w:line="240" w:lineRule="auto"/>
-        <w:jc w:val="both"/>
-      </w:pPr>
-      <w:r>
-        <w:t xml:space="preserve">Саме з цієї точки зору тема дисертації є своєчасною. Автор не обмежився аналізом одного алгоритмічного сімейства, а поставив і розв’язував задачу на рівні моделей, методів, структури інформаційної технології та системи кількісного оцінювання. Такий методологічний ракурс є важливим для спеціальності </w:t>
+        <w:t>Дисертаційна робота Кондратова О. М. присвячена актуальній науково-прикладній задачі розроблення моделей, методів та інформаційної технології дистанційної ідентифікації параметрів динамічних об’єктів. У сучасних системах комп’ютерного зору, робототехніки, автономного транспорту, інтелектуального відеоспостереження та промислового моніторингу зростає потреба не лише у виявленні рухомих об’єктів, а й у визначенні їх просторово-часових характеристик, оцінюванні траєкторій, глибини сцени та якості отриманих результатів.</w:t>
+      </w:r>
+    </w:p>
+    <w:p>
+      <w:pPr>
+        <w:spacing w:after="0" w:before="0" w:line="240" w:lineRule="auto"/>
+        <w:jc w:val="both"/>
+      </w:pPr>
+      <w:r>
+        <w:t>Актуальність теми зумовлена тим, що значна частина відомих підходів розглядає детектування об’єктів, оцінювання оптичного потоку, реконструкцію глибини та подальшу агрегацію результатів як окремі задачі. У реальних умовах спостереження така роз’єднаність призводить до накопичення похибок, складності інтерпретації результатів і зниження стійкості системи за наявності шумів, оклюзій, зміни освітлення та апаратних обмежень. Саме тому розробка інтегрованої інформаційної технології, у якій зазначені компоненти працюють узгоджено, є своєчасною та науково значущою.</w:t>
+      </w:r>
+    </w:p>
+    <w:p>
+      <w:pPr>
+        <w:spacing w:after="0" w:before="0" w:line="240" w:lineRule="auto"/>
+        <w:jc w:val="left"/>
+      </w:pPr>
+      <w:r>
+        <w:rPr>
+          <w:b/>
+        </w:rPr>
+        <w:t>Зв’язок роботи з науковими програмами і темами</w:t>
+      </w:r>
+    </w:p>
+    <w:p>
+      <w:pPr>
+        <w:spacing w:after="0" w:before="0" w:line="240" w:lineRule="auto"/>
+        <w:jc w:val="both"/>
+      </w:pPr>
+      <w:r>
+        <w:t>Актуальність дисертаційного дослідження підтверджується його виконанням у межах наукових робіт НТУ «ХПІ», а саме:</w:t>
+      </w:r>
+    </w:p>
+    <w:p>
+      <w:pPr>
+        <w:spacing w:after="0" w:before="0" w:line="240" w:lineRule="auto"/>
+        <w:ind w:left="0" w:firstLine="0"/>
+        <w:jc w:val="left"/>
+      </w:pPr>
+      <w:r>
+        <w:t>1. «Розробка математичних моделей та програмних додатків для управління складними системами з використанням штучного інтелекту» (ДР № 124U001390);</w:t>
+      </w:r>
+    </w:p>
+    <w:p>
+      <w:pPr>
+        <w:spacing w:after="0" w:before="0" w:line="240" w:lineRule="auto"/>
+        <w:ind w:left="0" w:firstLine="0"/>
+        <w:jc w:val="left"/>
+      </w:pPr>
+      <w:r>
+        <w:t>2. «Розробка математичних моделей для оптимізації процесів управління складними динамічними системами з використанням обчислювального інтелекту» (ДР № 0124U001511).</w:t>
+      </w:r>
+    </w:p>
+    <w:p>
+      <w:pPr>
+        <w:spacing w:after="0" w:before="0" w:line="240" w:lineRule="auto"/>
+        <w:jc w:val="both"/>
+      </w:pPr>
+      <w:r>
+        <w:t>Здобувач був виконавцем зазначених робіт, а тематика дисертації безпосередньо пов’язана з розробкою математичних моделей, методів обчислювального інтелекту та програмних засобів аналізу складних динамічних об’єктів.</w:t>
+      </w:r>
+    </w:p>
+    <w:p>
+      <w:pPr>
+        <w:spacing w:after="0" w:before="0" w:line="240" w:lineRule="auto"/>
+        <w:jc w:val="left"/>
+      </w:pPr>
+      <w:r>
+        <w:rPr>
+          <w:b/>
+        </w:rPr>
+        <w:t>Ступінь обґрунтованості та достовірності наукових положень, висновків і рекомендацій</w:t>
+      </w:r>
+    </w:p>
+    <w:p>
+      <w:pPr>
+        <w:spacing w:after="0" w:before="0" w:line="240" w:lineRule="auto"/>
+        <w:jc w:val="both"/>
+      </w:pPr>
+      <w:r>
+        <w:t>Наукові положення, висновки та рекомендації, сформульовані у дисертаційній роботі, є достатньо обґрунтованими. Автор коректно визначив мету, об’єкт, предмет і задачі дослідження, а структура роботи дає змогу простежити логічний зв’язок між аналітичним оглядом, вибором методів, побудовою моделей, програмною реалізацією та експериментальною перевіркою.</w:t>
+      </w:r>
+    </w:p>
+    <w:p>
+      <w:pPr>
+        <w:spacing w:after="0" w:before="0" w:line="240" w:lineRule="auto"/>
+        <w:jc w:val="both"/>
+      </w:pPr>
+      <w:r>
+        <w:t xml:space="preserve">Достовірність результатів забезпечується використанням сучасного теоретичного апарату комп’ютерного зору, трансформерних архітектур, методів оптичного потоку, нейромережевих моделей оцінювання глибини та ансамблевого навчання. Важливим є те, що автор не обмежився декларативним описом запропонованої технології, а виконав порівняльний аналіз </w:t>
+      </w:r>
+      <w:r>
+        <w:rPr>
+          <w:b/>
+        </w:rPr>
+        <w:t>35 комбінацій</w:t>
+      </w:r>
+      <w:r>
+        <w:t xml:space="preserve"> методів оптичного потоку та оцінювання глибини.</w:t>
+      </w:r>
+    </w:p>
+    <w:p>
+      <w:pPr>
+        <w:spacing w:after="0" w:before="0" w:line="240" w:lineRule="auto"/>
+        <w:jc w:val="both"/>
+      </w:pPr>
+      <w:r>
+        <w:t xml:space="preserve">Для оцінювання якості результатів застосовано комплекс метрик </w:t>
+      </w:r>
+      <w:r>
+        <w:rPr>
+          <w:b/>
+        </w:rPr>
+        <w:t>EPE, AAE, RMSE, MAE, PSNR, IoU та Dice</w:t>
+      </w:r>
+      <w:r>
+        <w:t>. Такий набір показників є методично виправданим, оскільки дає змогу окремо оцінити точність руху, відновлення глибини, просторову локалізацію та узгодженість результатів ідентифікації. Це підвищує переконливість експериментальної частини та робить висновки роботи більш аргументованими.</w:t>
+      </w:r>
+    </w:p>
+    <w:p>
+      <w:pPr>
+        <w:spacing w:after="0" w:before="0" w:line="240" w:lineRule="auto"/>
+        <w:jc w:val="left"/>
+      </w:pPr>
+      <w:r>
+        <w:rPr>
+          <w:b/>
+        </w:rPr>
+        <w:t>Наукова новизна отриманих результатів</w:t>
+      </w:r>
+    </w:p>
+    <w:p>
+      <w:pPr>
+        <w:spacing w:after="0" w:before="0" w:line="240" w:lineRule="auto"/>
+        <w:jc w:val="both"/>
+      </w:pPr>
+      <w:r>
+        <w:t>До основних нових наукових результатів дисертації слід віднести:</w:t>
+      </w:r>
+    </w:p>
+    <w:p>
+      <w:pPr>
+        <w:spacing w:after="0" w:before="0" w:line="240" w:lineRule="auto"/>
+        <w:ind w:left="0" w:firstLine="0"/>
+        <w:jc w:val="left"/>
+      </w:pPr>
+      <w:r>
+        <w:t>1. вперше запропонований метод дистанційної ідентифікації параметрів динамічних об’єктів на основі поєднання трансформерної моделі DETR з алгоритмами оптичного потоку;</w:t>
+      </w:r>
+    </w:p>
+    <w:p>
+      <w:pPr>
+        <w:spacing w:after="0" w:before="0" w:line="240" w:lineRule="auto"/>
+        <w:ind w:left="0" w:firstLine="0"/>
+        <w:jc w:val="left"/>
+      </w:pPr>
+      <w:r>
+        <w:t>2. вперше розроблену структуру інформаційної технології дистанційної ідентифікації параметрів динамічних об’єктів, що інтегрує виявлення, оцінювання руху, реконструкцію глибини та ансамблеву корекцію результатів;</w:t>
+      </w:r>
+    </w:p>
+    <w:p>
+      <w:pPr>
+        <w:spacing w:after="0" w:before="0" w:line="240" w:lineRule="auto"/>
+        <w:ind w:left="0" w:firstLine="0"/>
+        <w:jc w:val="left"/>
+      </w:pPr>
+      <w:r>
+        <w:t>3. удосконалений метод оцінювання глибини сцени шляхом адаптивного комбінування моделей MiDaS, DPT\_Large та GeoNet із використанням Bagging і Boosting;</w:t>
+      </w:r>
+    </w:p>
+    <w:p>
+      <w:pPr>
+        <w:spacing w:after="0" w:before="0" w:line="240" w:lineRule="auto"/>
+        <w:ind w:left="0" w:firstLine="0"/>
+        <w:jc w:val="left"/>
+      </w:pPr>
+      <w:r>
+        <w:t>4. удосконалений метод ансамблевої агрегації результатів ідентифікації, спрямований на підвищення стійкості до шумів, локальних артефактів і зміни освітлення;</w:t>
+      </w:r>
+    </w:p>
+    <w:p>
+      <w:pPr>
+        <w:spacing w:after="0" w:before="0" w:line="240" w:lineRule="auto"/>
+        <w:ind w:left="0" w:firstLine="0"/>
+        <w:jc w:val="left"/>
+      </w:pPr>
+      <w:r>
+        <w:t>5. удосконалену систему кількісного оцінювання якості ідентифікації на основі взаємодоповнювальних метрик;</w:t>
+      </w:r>
+    </w:p>
+    <w:p>
+      <w:pPr>
+        <w:spacing w:after="0" w:before="0" w:line="240" w:lineRule="auto"/>
+        <w:ind w:left="0" w:firstLine="0"/>
+        <w:jc w:val="left"/>
+      </w:pPr>
+      <w:r>
+        <w:t>6. подальший розвиток підходу до синтезу просторово-часових ознак динамічних об’єктів.</w:t>
+      </w:r>
+    </w:p>
+    <w:p>
+      <w:pPr>
+        <w:spacing w:after="0" w:before="0" w:line="240" w:lineRule="auto"/>
+        <w:jc w:val="both"/>
+      </w:pPr>
+      <w:r>
+        <w:t>Наукова новизна роботи полягає не лише у використанні сучасних моделей комп’ютерного зору, а й у способі їх інтеграції в єдину інформаційну технологію з експериментально обґрунтованим вибором конфігурацій.</w:t>
+      </w:r>
+    </w:p>
+    <w:p>
+      <w:pPr>
+        <w:spacing w:after="0" w:before="0" w:line="240" w:lineRule="auto"/>
+        <w:jc w:val="left"/>
+      </w:pPr>
+      <w:r>
+        <w:rPr>
+          <w:b/>
+        </w:rPr>
+        <w:t>Практичні результати та їх впровадження</w:t>
+      </w:r>
+    </w:p>
+    <w:p>
+      <w:pPr>
+        <w:spacing w:after="0" w:before="0" w:line="240" w:lineRule="auto"/>
+        <w:jc w:val="both"/>
+      </w:pPr>
+      <w:r>
+        <w:t>Практичне значення роботи полягає у можливості застосування запропонованих моделей, методів і програмних засобів у системах інтелектуального відеоспостереження, автономного транспорту, робототехніки, промислового моніторингу, підтримки прийняття рішень і спеціалізованого аналізу динамічних процесів.</w:t>
+      </w:r>
+    </w:p>
+    <w:p>
+      <w:pPr>
+        <w:spacing w:after="0" w:before="0" w:line="240" w:lineRule="auto"/>
+        <w:jc w:val="both"/>
+      </w:pPr>
+      <w:r>
+        <w:t>Результати дисертаційного дослідження впроваджено в навчальний процес кафедри інформаційних систем та технологій НТУ «ХПІ», у навчальний процес ТОВ «Технічний університет «Метінвест Політехніка», а також у Радіоастрономічному інституті НАН України для аналізу динамічних процесів за даними дистанційних спостережень. Наявність таких впроваджень підтверджує прикладну цінність роботи та її міждисциплінарний потенціал.</w:t>
+      </w:r>
+    </w:p>
+    <w:p>
+      <w:pPr>
+        <w:spacing w:after="0" w:before="0" w:line="240" w:lineRule="auto"/>
+        <w:jc w:val="left"/>
+      </w:pPr>
+      <w:r>
+        <w:rPr>
+          <w:b/>
+        </w:rPr>
+        <w:t>Повнота викладення результатів в опублікованих працях</w:t>
+      </w:r>
+    </w:p>
+    <w:p>
+      <w:pPr>
+        <w:spacing w:after="0" w:before="0" w:line="240" w:lineRule="auto"/>
+        <w:jc w:val="both"/>
+      </w:pPr>
+      <w:r>
+        <w:t xml:space="preserve">Основні результати дисертації висвітлено у </w:t>
+      </w:r>
+      <w:r>
+        <w:rPr>
+          <w:b/>
+        </w:rPr>
+        <w:t>15 наукових працях</w:t>
+      </w:r>
+      <w:r>
+        <w:t>, серед яких статті у фахових виданнях України та матеріали наукових конференцій, зокрема матеріали IEEE KhPI Week on Advanced Technology, індексовані у Scopus. Опубліковані праці відображають зміст дисертаційної роботи, а рівень апробації результатів є достатнім для дисертації на здобуття ступеня доктора філософії.</w:t>
+      </w:r>
+    </w:p>
+    <w:p>
+      <w:pPr>
+        <w:spacing w:after="0" w:before="0" w:line="240" w:lineRule="auto"/>
+        <w:jc w:val="left"/>
+      </w:pPr>
+      <w:r>
+        <w:rPr>
+          <w:b/>
+        </w:rPr>
+        <w:t>Оцінка змісту і структури дисертації</w:t>
+      </w:r>
+    </w:p>
+    <w:p>
+      <w:pPr>
+        <w:spacing w:after="0" w:before="0" w:line="240" w:lineRule="auto"/>
+        <w:jc w:val="both"/>
+      </w:pPr>
+      <w:r>
+        <w:t>Дисертація має логічну структуру, складається з анотації, вступу, чотирьох розділів, висновків, списку використаних джерел і додатків. У вступі обґрунтовано актуальність теми, сформульовано мету, об’єкт, предмет, задачі дослідження, наукову новизну та практичне значення результатів.</w:t>
+      </w:r>
+    </w:p>
+    <w:p>
+      <w:pPr>
+        <w:spacing w:after="0" w:before="0" w:line="240" w:lineRule="auto"/>
+        <w:jc w:val="both"/>
+      </w:pPr>
+      <w:r>
+        <w:t>У першому розділі проаналізовано сучасний стан задачі дистанційної ідентифікації параметрів динамічних об’єктів. У наступних розділах подано методичні засади, моделі, алгоритмічні рішення та структуру інформаційної технології. Завершальна частина містить програмну реалізацію, експериментальне порівняння конфігурацій і висновки. Висновки до розділів і загальні висновки відповідають змісту роботи та поставленим задачам.</w:t>
+      </w:r>
+    </w:p>
+    <w:p>
+      <w:pPr>
+        <w:spacing w:after="0" w:before="0" w:line="240" w:lineRule="auto"/>
+        <w:jc w:val="left"/>
+      </w:pPr>
+      <w:r>
+        <w:rPr>
+          <w:b/>
+        </w:rPr>
+        <w:t>Відповідність дисертації спеціальності та академічна доброчесність</w:t>
+      </w:r>
+    </w:p>
+    <w:p>
+      <w:pPr>
+        <w:spacing w:after="0" w:before="0" w:line="240" w:lineRule="auto"/>
+        <w:jc w:val="both"/>
+      </w:pPr>
+      <w:r>
+        <w:t xml:space="preserve">Зміст дисертаційної роботи відповідає спеціальності </w:t>
       </w:r>
       <w:r>
         <w:rPr>
@@ -176,16 +484,28 @@
         <w:t>122 – Комп’ютерні науки</w:t>
       </w:r>
       <w:r>
-        <w:t>, оскільки робота поєднує математичне моделювання, алгоритмічний аналіз, програмну реалізацію та експериментальну верифікацію.</w:t>
-      </w:r>
-    </w:p>
-    <w:p>
-      <w:pPr>
-        <w:spacing w:after="0" w:before="0" w:line="240" w:lineRule="auto"/>
-        <w:jc w:val="both"/>
-      </w:pPr>
-      <w:r>
-        <w:t>Актуальність дослідження підтверджується також його виконанням у межах наукових робіт НТУ «ХПІ», зокрема:</w:t>
+        <w:t>, оскільки дослідження спрямоване на розроблення моделей, методів, алгоритмів і інформаційної технології обробки відеоданих та ідентифікації параметрів динамічних об’єктів.</w:t>
+      </w:r>
+    </w:p>
+    <w:p>
+      <w:pPr>
+        <w:spacing w:after="0" w:before="0" w:line="240" w:lineRule="auto"/>
+        <w:jc w:val="both"/>
+      </w:pPr>
+      <w:r>
+        <w:t>Порушень принципів академічної доброчесності в дисертаційній роботі та наукових публікаціях здобувача не виявлено. Основні результати, винесені на захист, отримано автором особисто, а внесок у співавторські публікації визначено належним чином.</w:t>
+      </w:r>
+    </w:p>
+    <w:p>
+      <w:pPr>
+        <w:spacing w:after="0" w:before="0" w:line="240" w:lineRule="auto"/>
+        <w:jc w:val="left"/>
+      </w:pPr>
+      <w:r>
+        <w:rPr>
+          <w:b/>
+        </w:rPr>
+        <w:t>Зауваження до дисертаційної роботи</w:t>
       </w:r>
     </w:p>
     <w:p>
@@ -195,7 +515,34 @@
         <w:jc w:val="left"/>
       </w:pPr>
       <w:r>
-        <w:t>1. «Розробка математичних моделей та програмних додатків для управління складними системами з використанням штучного інтелекту» (ДР № 124U001390);</w:t>
+        <w:t xml:space="preserve">1. У роботі доцільно ще чіткіше розмежувати поняття </w:t>
+      </w:r>
+      <w:r>
+        <w:rPr>
+          <w:b/>
+        </w:rPr>
+        <w:t>«модель»</w:t>
+      </w:r>
+      <w:r>
+        <w:t xml:space="preserve">, </w:t>
+      </w:r>
+      <w:r>
+        <w:rPr>
+          <w:b/>
+        </w:rPr>
+        <w:t>«метод»</w:t>
+      </w:r>
+      <w:r>
+        <w:t xml:space="preserve"> та </w:t>
+      </w:r>
+      <w:r>
+        <w:rPr>
+          <w:b/>
+        </w:rPr>
+        <w:t>«інформаційна технологія»</w:t>
+      </w:r>
+      <w:r>
+        <w:t>, особливо у формулюваннях наукової новизни та загальних висновках.</w:t>
       </w:r>
     </w:p>
     <w:p>
@@ -205,67 +552,7 @@
         <w:jc w:val="left"/>
       </w:pPr>
       <w:r>
-        <w:t>2. «Розробка математичних моделей для оптимізації процесів управління складними динамічними системами з використанням обчислювального інтелекту» (ДР № 0124U001511),</w:t>
-      </w:r>
-    </w:p>
-    <w:p>
-      <w:pPr>
-        <w:spacing w:after="0" w:before="0" w:line="240" w:lineRule="auto"/>
-        <w:jc w:val="both"/>
-      </w:pPr>
-      <w:r>
-        <w:t>де здобувач був виконавцем.</w:t>
-      </w:r>
-    </w:p>
-    <w:p>
-      <w:pPr>
-        <w:spacing w:after="0" w:before="0" w:line="240" w:lineRule="auto"/>
-        <w:jc w:val="both"/>
-      </w:pPr>
-      <w:r>
-        <w:rPr>
-          <w:b/>
-        </w:rPr>
-        <w:t>Ступінь обґрунтованості наукових положень, висновків і рекомендацій</w:t>
-      </w:r>
-    </w:p>
-    <w:p>
-      <w:pPr>
-        <w:spacing w:after="0" w:before="0" w:line="240" w:lineRule="auto"/>
-        <w:jc w:val="both"/>
-      </w:pPr>
-      <w:r>
-        <w:t>Наукові положення дисертації є достатньо обґрунтованими. У роботі чітко визначено мету, об’єкт, предмет і задачі дослідження, а логіка викладу матеріалу послідовно веде від аналізу проблемної області до формалізації підходів, побудови інформаційної технології та її експериментальної перевірки.</w:t>
-      </w:r>
-    </w:p>
-    <w:p>
-      <w:pPr>
-        <w:spacing w:after="0" w:before="0" w:line="240" w:lineRule="auto"/>
-        <w:jc w:val="both"/>
-      </w:pPr>
-      <w:r>
-        <w:t>Позитивно слід відзначити, що автор не змішує суто прикладні спостереження з підсумковими науковими висновками, а намагається пов’язати експериментальні результати з моделями обробки руху, просторових ознак і глибини сцени. Методологічну основу дисертації становлять трансформерні моделі виявлення об’єктів, алгоритми оптичного потоку, нейромережеві моделі оцінювання глибини, ансамблеві процедури комбінування результатів, а також система взаємодоповнювальних метрик.</w:t>
-      </w:r>
-    </w:p>
-    <w:p>
-      <w:pPr>
-        <w:spacing w:after="0" w:before="0" w:line="240" w:lineRule="auto"/>
-        <w:jc w:val="both"/>
-      </w:pPr>
-      <w:r>
-        <w:rPr>
-          <w:b/>
-        </w:rPr>
-        <w:t>Достовірність результатів дослідження</w:t>
-      </w:r>
-    </w:p>
-    <w:p>
-      <w:pPr>
-        <w:spacing w:after="0" w:before="0" w:line="240" w:lineRule="auto"/>
-        <w:jc w:val="both"/>
-      </w:pPr>
-      <w:r>
-        <w:t>Достовірність одержаних результатів забезпечується:</w:t>
+        <w:t>2. У частині експериментів, де використовуються резервні або проксі-оцінки для окремих конфігурацій, бажано докладніше окреслити межі інтерпретації таких результатів.</w:t>
       </w:r>
     </w:p>
     <w:p>
@@ -275,7 +562,7 @@
         <w:jc w:val="left"/>
       </w:pPr>
       <w:r>
-        <w:t>1. використанням сучасного теоретичного апарату комп’ютерного зору, машинного навчання та математичного моделювання;</w:t>
+        <w:t>3. Для посилення доказовості тверджень про підвищення надійності та адаптивності було б корисно ширше подати статистичний аналіз стійкості результатів за різних рівнів шуму, оклюзій та зміни освітлення.</w:t>
       </w:r>
     </w:p>
     <w:p>
@@ -285,7 +572,7 @@
         <w:jc w:val="left"/>
       </w:pPr>
       <w:r>
-        <w:t>2. узгодженістю між постановкою задач, заявленою науковою новизною, структурою експериментів та змістом висновків;</w:t>
+        <w:t>4. З огляду на модульність запропонованого конвеєра доцільно було б розширити порівняння з альтернативними детекторами об’єктів і показати вплив такої заміни на характеристики всієї системи.</w:t>
       </w:r>
     </w:p>
     <w:p>
@@ -295,16 +582,7 @@
         <w:jc w:val="left"/>
       </w:pPr>
       <w:r>
-        <w:t xml:space="preserve">3. порівняльним аналізом </w:t>
-      </w:r>
-      <w:r>
-        <w:rPr>
-          <w:b/>
-        </w:rPr>
-        <w:t>35 комбінацій</w:t>
-      </w:r>
-      <w:r>
-        <w:t xml:space="preserve"> методів оптичного потоку та оцінювання глибини;</w:t>
+        <w:t>5. Для практичного використання системи цінним було б детальніше подати часову складність і ресурсні витрати окремих модулів технології.</w:t>
       </w:r>
     </w:p>
     <w:p>
@@ -314,382 +592,6 @@
         <w:jc w:val="left"/>
       </w:pPr>
       <w:r>
-        <w:t xml:space="preserve">4. застосуванням комплексу метрик </w:t>
-      </w:r>
-      <w:r>
-        <w:rPr>
-          <w:b/>
-        </w:rPr>
-        <w:t>EPE, AAE, RMSE, MAE, PSNR, IoU та Dice</w:t>
-      </w:r>
-      <w:r>
-        <w:t>, що дає змогу оцінювати різні сторони якості результату, а не один зведений показник;</w:t>
-      </w:r>
-    </w:p>
-    <w:p>
-      <w:pPr>
-        <w:spacing w:after="0" w:before="0" w:line="240" w:lineRule="auto"/>
-        <w:ind w:left="0" w:firstLine="0"/>
-        <w:jc w:val="left"/>
-      </w:pPr>
-      <w:r>
-        <w:t>5. наявністю програмної реалізації запропонованої інформаційної технології;</w:t>
-      </w:r>
-    </w:p>
-    <w:p>
-      <w:pPr>
-        <w:spacing w:after="0" w:before="0" w:line="240" w:lineRule="auto"/>
-        <w:ind w:left="0" w:firstLine="0"/>
-        <w:jc w:val="left"/>
-      </w:pPr>
-      <w:r>
-        <w:t>6. практичним впровадженням результатів у навчальний процес і в науково-прикладні дослідження.</w:t>
-      </w:r>
-    </w:p>
-    <w:p>
-      <w:pPr>
-        <w:spacing w:after="0" w:before="0" w:line="240" w:lineRule="auto"/>
-        <w:jc w:val="both"/>
-      </w:pPr>
-      <w:r>
-        <w:t>Сильним боком дисертації є саме культура експерименту: автор не обмежився ілюстративними прикладами, а намагався будувати перевірку так, щоб можна було зіставляти конфігурації, оцінювати їх переваги та робити обґрунтовані висновки щодо ефективності окремих компонентів.</w:t>
-      </w:r>
-    </w:p>
-    <w:p>
-      <w:pPr>
-        <w:spacing w:after="0" w:before="0" w:line="240" w:lineRule="auto"/>
-        <w:jc w:val="both"/>
-      </w:pPr>
-      <w:r>
-        <w:rPr>
-          <w:b/>
-        </w:rPr>
-        <w:t>Основні наукові результати та їх новизна</w:t>
-      </w:r>
-    </w:p>
-    <w:p>
-      <w:pPr>
-        <w:spacing w:after="0" w:before="0" w:line="240" w:lineRule="auto"/>
-        <w:jc w:val="both"/>
-      </w:pPr>
-      <w:r>
-        <w:t>На мою думку, до найбільш вагомих результатів дисертації належать:</w:t>
-      </w:r>
-    </w:p>
-    <w:p>
-      <w:pPr>
-        <w:spacing w:after="0" w:before="0" w:line="240" w:lineRule="auto"/>
-        <w:ind w:left="0" w:firstLine="0"/>
-        <w:jc w:val="left"/>
-      </w:pPr>
-      <w:r>
-        <w:t>1. розроблення методу дистанційної ідентифікації параметрів динамічних об’єктів на основі інтеграції трансформерної моделі DETR з алгоритмами оптичного потоку, що забезпечує спільне виявлення, відстеження та оцінювання характеристик руху;</w:t>
-      </w:r>
-    </w:p>
-    <w:p>
-      <w:pPr>
-        <w:spacing w:after="0" w:before="0" w:line="240" w:lineRule="auto"/>
-        <w:ind w:left="0" w:firstLine="0"/>
-        <w:jc w:val="left"/>
-      </w:pPr>
-      <w:r>
-        <w:t>2. побудова структури інформаційної технології, у якій модулі детектування, аналізу руху, оцінювання глибини та ансамблевої корекції об’єднані в єдиний обчислювальний конвеєр;</w:t>
-      </w:r>
-    </w:p>
-    <w:p>
-      <w:pPr>
-        <w:spacing w:after="0" w:before="0" w:line="240" w:lineRule="auto"/>
-        <w:ind w:left="0" w:firstLine="0"/>
-        <w:jc w:val="left"/>
-      </w:pPr>
-      <w:r>
-        <w:t>3. удосконалення методу відновлення глибини сцени шляхом адаптивного комбінування моделей MiDaS, DPT\_Large та GeoNet із використанням Bagging і Boosting;</w:t>
-      </w:r>
-    </w:p>
-    <w:p>
-      <w:pPr>
-        <w:spacing w:after="0" w:before="0" w:line="240" w:lineRule="auto"/>
-        <w:ind w:left="0" w:firstLine="0"/>
-        <w:jc w:val="left"/>
-      </w:pPr>
-      <w:r>
-        <w:t>4. удосконалення підходу до ансамблевої агрегації результатів ідентифікації в умовах шумів, локальних артефактів та змін освітлення;</w:t>
-      </w:r>
-    </w:p>
-    <w:p>
-      <w:pPr>
-        <w:spacing w:after="0" w:before="0" w:line="240" w:lineRule="auto"/>
-        <w:ind w:left="0" w:firstLine="0"/>
-        <w:jc w:val="left"/>
-      </w:pPr>
-      <w:r>
-        <w:t>5. удосконалення системи кількісного оцінювання якості ідентифікації, завдяки чому стало можливим методично коректне порівняння різних конфігурацій;</w:t>
-      </w:r>
-    </w:p>
-    <w:p>
-      <w:pPr>
-        <w:spacing w:after="0" w:before="0" w:line="240" w:lineRule="auto"/>
-        <w:ind w:left="0" w:firstLine="0"/>
-        <w:jc w:val="left"/>
-      </w:pPr>
-      <w:r>
-        <w:t>6. подальший розвиток підходу до синтезу просторово-часових ознак динамічних об’єктів у межах інтегрованої схеми аналізу відеопотоку.</w:t>
-      </w:r>
-    </w:p>
-    <w:p>
-      <w:pPr>
-        <w:spacing w:after="0" w:before="0" w:line="240" w:lineRule="auto"/>
-        <w:jc w:val="both"/>
-      </w:pPr>
-      <w:r>
-        <w:t>У сукупності ці результати мають саме науковий характер, оскільки стосуються не лише прикладного конструювання програмного засобу, а й узагальнення способів інтеграції окремих моделей та інтерпретації їх результатів.</w:t>
-      </w:r>
-    </w:p>
-    <w:p>
-      <w:pPr>
-        <w:spacing w:after="0" w:before="0" w:line="240" w:lineRule="auto"/>
-        <w:jc w:val="both"/>
-      </w:pPr>
-      <w:r>
-        <w:rPr>
-          <w:b/>
-        </w:rPr>
-        <w:t>Значущість результатів для науки і практики</w:t>
-      </w:r>
-    </w:p>
-    <w:p>
-      <w:pPr>
-        <w:spacing w:after="0" w:before="0" w:line="240" w:lineRule="auto"/>
-        <w:jc w:val="both"/>
-      </w:pPr>
-      <w:r>
-        <w:t>Наукове значення дисертації полягає в розвитку методології побудови інтегрованих систем комп’ютерного зору, де результати детектування, оцінювання руху та реконструкції глибини розглядаються не ізольовано, а як частини єдиної процедури ідентифікації параметрів динамічного об’єкта.</w:t>
-      </w:r>
-    </w:p>
-    <w:p>
-      <w:pPr>
-        <w:spacing w:after="0" w:before="0" w:line="240" w:lineRule="auto"/>
-        <w:jc w:val="both"/>
-      </w:pPr>
-      <w:r>
-        <w:t>Практичне значення одержаних результатів полягає у можливості використання запропонованих рішень у системах:</w:t>
-      </w:r>
-    </w:p>
-    <w:p>
-      <w:pPr>
-        <w:spacing w:after="0" w:before="0" w:line="240" w:lineRule="auto"/>
-        <w:ind w:left="0" w:firstLine="0"/>
-        <w:jc w:val="left"/>
-      </w:pPr>
-      <w:r>
-        <w:t>1. інтелектуального відеоспостереження;</w:t>
-      </w:r>
-    </w:p>
-    <w:p>
-      <w:pPr>
-        <w:spacing w:after="0" w:before="0" w:line="240" w:lineRule="auto"/>
-        <w:ind w:left="0" w:firstLine="0"/>
-        <w:jc w:val="left"/>
-      </w:pPr>
-      <w:r>
-        <w:t>2. автономного транспорту та робототехніки;</w:t>
-      </w:r>
-    </w:p>
-    <w:p>
-      <w:pPr>
-        <w:spacing w:after="0" w:before="0" w:line="240" w:lineRule="auto"/>
-        <w:ind w:left="0" w:firstLine="0"/>
-        <w:jc w:val="left"/>
-      </w:pPr>
-      <w:r>
-        <w:t>3. промислового моніторингу;</w:t>
-      </w:r>
-    </w:p>
-    <w:p>
-      <w:pPr>
-        <w:spacing w:after="0" w:before="0" w:line="240" w:lineRule="auto"/>
-        <w:ind w:left="0" w:firstLine="0"/>
-        <w:jc w:val="left"/>
-      </w:pPr>
-      <w:r>
-        <w:t>4. систем підтримки прийняття рішень;</w:t>
-      </w:r>
-    </w:p>
-    <w:p>
-      <w:pPr>
-        <w:spacing w:after="0" w:before="0" w:line="240" w:lineRule="auto"/>
-        <w:ind w:left="0" w:firstLine="0"/>
-        <w:jc w:val="left"/>
-      </w:pPr>
-      <w:r>
-        <w:t>5. спеціалізованого аналізу динамічних процесів за даними дистанційних спостережень.</w:t>
-      </w:r>
-    </w:p>
-    <w:p>
-      <w:pPr>
-        <w:spacing w:after="0" w:before="0" w:line="240" w:lineRule="auto"/>
-        <w:jc w:val="both"/>
-      </w:pPr>
-      <w:r>
-        <w:t>Окремо слід відзначити, що результати роботи є корисними для міждисциплінарних задач, зокрема для аналізу даних у Радіоастрономічному інституті НАН України.</w:t>
-      </w:r>
-    </w:p>
-    <w:p>
-      <w:pPr>
-        <w:spacing w:after="0" w:before="0" w:line="240" w:lineRule="auto"/>
-        <w:jc w:val="both"/>
-      </w:pPr>
-      <w:r>
-        <w:rPr>
-          <w:b/>
-        </w:rPr>
-        <w:t>Повнота викладення результатів у опублікованих працях</w:t>
-      </w:r>
-    </w:p>
-    <w:p>
-      <w:pPr>
-        <w:spacing w:after="0" w:before="0" w:line="240" w:lineRule="auto"/>
-        <w:jc w:val="both"/>
-      </w:pPr>
-      <w:r>
-        <w:t xml:space="preserve">Основні результати дослідження достатньо повно оприлюднені у </w:t>
-      </w:r>
-      <w:r>
-        <w:rPr>
-          <w:b/>
-        </w:rPr>
-        <w:t>15 наукових працях</w:t>
-      </w:r>
-      <w:r>
-        <w:t>, серед яких статті у фахових виданнях України та матеріали наукових конференцій, включно з публікацією в матеріалах IEEE KhPI Week on Advanced Technology, індексованих у Scopus. Публікації відображають зміст дисертації, а обсяг апробації є достатнім для роботи такого рівня.</w:t>
-      </w:r>
-    </w:p>
-    <w:p>
-      <w:pPr>
-        <w:spacing w:after="0" w:before="0" w:line="240" w:lineRule="auto"/>
-        <w:jc w:val="both"/>
-      </w:pPr>
-      <w:r>
-        <w:rPr>
-          <w:b/>
-        </w:rPr>
-        <w:t>Оцінка змісту, структури та академічної доброчесності</w:t>
-      </w:r>
-    </w:p>
-    <w:p>
-      <w:pPr>
-        <w:spacing w:after="0" w:before="0" w:line="240" w:lineRule="auto"/>
-        <w:jc w:val="both"/>
-      </w:pPr>
-      <w:r>
-        <w:t>Дисертація має логічну структуру, містить вступ, чотири розділи, висновки, список використаних джерел і додатки. Матеріал викладено послідовно, а список використаних джерел демонструє належний рівень опрацювання сучасних наукових підходів за темою дослідження.</w:t>
-      </w:r>
-    </w:p>
-    <w:p>
-      <w:pPr>
-        <w:spacing w:after="0" w:before="0" w:line="240" w:lineRule="auto"/>
-        <w:jc w:val="both"/>
-      </w:pPr>
-      <w:r>
-        <w:t>Порушень принципів академічної доброчесності в дисертаційній роботі та публікаціях здобувача не виявлено. Особистий внесок автора у співавторські праці окреслено коректно, а результати, винесені на захист, мають ознаки самостійно отриманих.</w:t>
-      </w:r>
-    </w:p>
-    <w:p>
-      <w:pPr>
-        <w:spacing w:after="0" w:before="0" w:line="240" w:lineRule="auto"/>
-        <w:jc w:val="both"/>
-      </w:pPr>
-      <w:r>
-        <w:rPr>
-          <w:b/>
-        </w:rPr>
-        <w:t>Зауваження до дисертаційної роботи</w:t>
-      </w:r>
-    </w:p>
-    <w:p>
-      <w:pPr>
-        <w:spacing w:after="0" w:before="0" w:line="240" w:lineRule="auto"/>
-        <w:ind w:left="0" w:firstLine="0"/>
-        <w:jc w:val="left"/>
-      </w:pPr>
-      <w:r>
-        <w:t xml:space="preserve">1. У роботі доцільно ще чіткіше розмежувати поняття </w:t>
-      </w:r>
-      <w:r>
-        <w:rPr>
-          <w:b/>
-        </w:rPr>
-        <w:t>«модель»</w:t>
-      </w:r>
-      <w:r>
-        <w:t xml:space="preserve">, </w:t>
-      </w:r>
-      <w:r>
-        <w:rPr>
-          <w:b/>
-        </w:rPr>
-        <w:t>«метод»</w:t>
-      </w:r>
-      <w:r>
-        <w:t xml:space="preserve"> та </w:t>
-      </w:r>
-      <w:r>
-        <w:rPr>
-          <w:b/>
-        </w:rPr>
-        <w:t>«інформаційна технологія»</w:t>
-      </w:r>
-      <w:r>
-        <w:t>, особливо у формулюваннях наукової новизни та загальних висновках.</w:t>
-      </w:r>
-    </w:p>
-    <w:p>
-      <w:pPr>
-        <w:spacing w:after="0" w:before="0" w:line="240" w:lineRule="auto"/>
-        <w:ind w:left="0" w:firstLine="0"/>
-        <w:jc w:val="left"/>
-      </w:pPr>
-      <w:r>
-        <w:t>2. У частині експериментів, де використовуються резервні або проксі-оцінки для окремих конфігурацій, бажано чіткіше окреслити межі інтерпретації таких результатів.</w:t>
-      </w:r>
-    </w:p>
-    <w:p>
-      <w:pPr>
-        <w:spacing w:after="0" w:before="0" w:line="240" w:lineRule="auto"/>
-        <w:ind w:left="0" w:firstLine="0"/>
-        <w:jc w:val="left"/>
-      </w:pPr>
-      <w:r>
-        <w:t>3. Для посилення доказовості тверджень про підвищення надійності та адаптивності було б корисно ширше подати статистичний аналіз стійкості результатів за різних рівнів шуму, оклюзій та зміни освітлення.</w:t>
-      </w:r>
-    </w:p>
-    <w:p>
-      <w:pPr>
-        <w:spacing w:after="0" w:before="0" w:line="240" w:lineRule="auto"/>
-        <w:ind w:left="0" w:firstLine="0"/>
-        <w:jc w:val="left"/>
-      </w:pPr>
-      <w:r>
-        <w:t>4. З огляду на модульність побудованого конвеєра доцільно було б розширити порівняння з альтернативними детекторами об’єктів або трекінговими компонентами і показати, як така заміна впливає на характеристики всієї системи.</w:t>
-      </w:r>
-    </w:p>
-    <w:p>
-      <w:pPr>
-        <w:spacing w:after="0" w:before="0" w:line="240" w:lineRule="auto"/>
-        <w:ind w:left="0" w:firstLine="0"/>
-        <w:jc w:val="left"/>
-      </w:pPr>
-      <w:r>
-        <w:t>5. Для практичного використання системи цінним було б детальніше подати часову складність і ресурсні витрати окремих модулів технології.</w:t>
-      </w:r>
-    </w:p>
-    <w:p>
-      <w:pPr>
-        <w:spacing w:after="0" w:before="0" w:line="240" w:lineRule="auto"/>
-        <w:ind w:left="0" w:firstLine="0"/>
-        <w:jc w:val="left"/>
-      </w:pPr>
-      <w:r>
         <w:t>6. У тексті трапляються окремі стилістичні та термінологічні нерівномірності, які можуть бути усунуті під час остаточного редагування.</w:t>
       </w:r>
     </w:p>
@@ -699,19 +601,19 @@
         <w:jc w:val="both"/>
       </w:pPr>
       <w:r>
-        <w:t>Зазначені зауваження не знижують загальної позитивної оцінки дисертації та не впливають на наукову значущість одержаних результатів.</w:t>
-      </w:r>
-    </w:p>
-    <w:p>
-      <w:pPr>
-        <w:spacing w:after="0" w:before="0" w:line="240" w:lineRule="auto"/>
-        <w:jc w:val="both"/>
-      </w:pPr>
-      <w:r>
-        <w:rPr>
-          <w:b/>
-        </w:rPr>
-        <w:t>Висновок</w:t>
+        <w:t>Зазначені зауваження не знижують загальної позитивної оцінки дисертації та не впливають на її наукову і практичну цінність.</w:t>
+      </w:r>
+    </w:p>
+    <w:p>
+      <w:pPr>
+        <w:spacing w:after="0" w:before="0" w:line="240" w:lineRule="auto"/>
+        <w:jc w:val="left"/>
+      </w:pPr>
+      <w:r>
+        <w:rPr>
+          <w:b/>
+        </w:rPr>
+        <w:t>Загальний висновок</w:t>
       </w:r>
     </w:p>
     <w:p>
@@ -738,7 +640,16 @@
         <w:t>«Моделі, методи та інформаційна технологія дистанційної ідентифікації параметрів динамічних об’єктів»</w:t>
       </w:r>
       <w:r>
-        <w:t xml:space="preserve"> є завершеною кваліфікаційною науковою працею, виконаною на належному теоретичному та прикладному рівнях, за своїм змістом відповідає галузі знань </w:t>
+        <w:t xml:space="preserve"> є завершеною кваліфікаційною науковою працею, у якій отримано нові науково обґрунтовані результати, що в сукупності розв’язують актуальну науково-прикладну задачу в галузі комп’ютерного зору та інтелектуальної обробки відеоданих.</w:t>
+      </w:r>
+    </w:p>
+    <w:p>
+      <w:pPr>
+        <w:spacing w:after="0" w:before="0" w:line="240" w:lineRule="auto"/>
+        <w:jc w:val="both"/>
+      </w:pPr>
+      <w:r>
+        <w:t xml:space="preserve">За своїм змістом дисертація відповідає галузі знань </w:t>
       </w:r>
       <w:r>
         <w:rPr>
@@ -756,40 +667,31 @@
         <w:t>122 – Комп’ютерні науки</w:t>
       </w:r>
       <w:r>
+        <w:t xml:space="preserve">, відповідає вимогам пунктів 6, 7, 8 і 9 Порядку присудження ступеня доктора філософії, затвердженого постановою Кабінету Міністрів України від 12.01.2022 №44, а її автор, </w:t>
+      </w:r>
+      <w:r>
+        <w:rPr>
+          <w:b/>
+        </w:rPr>
+        <w:t>Кондратов Олексій Михайлович</w:t>
+      </w:r>
+      <w:r>
+        <w:t xml:space="preserve">, заслуговує на присудження ступеня доктора філософії за спеціальністю </w:t>
+      </w:r>
+      <w:r>
+        <w:rPr>
+          <w:b/>
+        </w:rPr>
+        <w:t>122 – Комп’ютерні науки</w:t>
+      </w:r>
+      <w:r>
         <w:t>.</w:t>
       </w:r>
     </w:p>
     <w:p>
       <w:pPr>
         <w:spacing w:after="0" w:before="0" w:line="240" w:lineRule="auto"/>
-        <w:jc w:val="both"/>
-      </w:pPr>
-      <w:r>
-        <w:t xml:space="preserve">Подана дисертація відповідає вимогам пунктів 6, 7, 8 і 9 Порядку присудження ступеня доктора філософії, затвердженого постановою Кабінету Міністрів України від 12.01.2022 №44, а її автор, </w:t>
-      </w:r>
-      <w:r>
-        <w:rPr>
-          <w:b/>
-        </w:rPr>
-        <w:t>Кондратов Олексій Михайлович</w:t>
-      </w:r>
-      <w:r>
-        <w:t xml:space="preserve">, заслуговує на присудження ступеня доктора філософії за спеціальністю </w:t>
-      </w:r>
-      <w:r>
-        <w:rPr>
-          <w:b/>
-        </w:rPr>
-        <w:t>122 – Комп’ютерні науки</w:t>
-      </w:r>
-      <w:r>
-        <w:t>.</w:t>
-      </w:r>
-    </w:p>
-    <w:p>
-      <w:pPr>
-        <w:spacing w:after="0" w:before="0" w:line="240" w:lineRule="auto"/>
-        <w:jc w:val="both"/>
+        <w:jc w:val="left"/>
       </w:pPr>
       <w:r>
         <w:rPr>
@@ -828,7 +730,7 @@
     <w:p>
       <w:pPr>
         <w:spacing w:after="0" w:before="0" w:line="240" w:lineRule="auto"/>
-        <w:jc w:val="both"/>
+        <w:jc w:val="left"/>
       </w:pPr>
       <w:r>
         <w:rPr>

--- a/16_Кондратов_Відгук_оф_опонента_Малахов.docx
+++ b/16_Кондратов_Відгук_оф_опонента_Малахов.docx
@@ -445,16 +445,79 @@
         <w:jc w:val="both"/>
       </w:pPr>
       <w:r>
-        <w:t>Дисертація має логічну структуру, складається з анотації, вступу, чотирьох розділів, висновків, списку використаних джерел і додатків. У вступі обґрунтовано актуальність теми, сформульовано мету, об’єкт, предмет, задачі дослідження, наукову новизну та практичне значення результатів.</w:t>
-      </w:r>
-    </w:p>
-    <w:p>
-      <w:pPr>
-        <w:spacing w:after="0" w:before="0" w:line="240" w:lineRule="auto"/>
-        <w:jc w:val="both"/>
-      </w:pPr>
-      <w:r>
-        <w:t>У першому розділі проаналізовано сучасний стан задачі дистанційної ідентифікації параметрів динамічних об’єктів. У наступних розділах подано методичні засади, моделі, алгоритмічні рішення та структуру інформаційної технології. Завершальна частина містить програмну реалізацію, експериментальне порівняння конфігурацій і висновки. Висновки до розділів і загальні висновки відповідають змісту роботи та поставленим задачам.</w:t>
+        <w:t>Дисертаційна робота має логічну структуру, складається з анотації, вступу, чотирьох розділів, висновків, списку використаних джерел і додатків. Побудова роботи відповідає поставленій меті та дозволяє простежити перехід від аналізу сучасного стану проблеми до формування моделей, методів, інформаційної технології та експериментальної перевірки отриманих результатів.</w:t>
+      </w:r>
+    </w:p>
+    <w:p>
+      <w:pPr>
+        <w:spacing w:after="0" w:before="0" w:line="240" w:lineRule="auto"/>
+        <w:jc w:val="both"/>
+      </w:pPr>
+      <w:r>
+        <w:t>У вступі достатньо повно обґрунтовано актуальність теми, визначено мету, об’єкт, предмет і задачі дослідження, наведено наукову новизну, практичне значення та відомості про апробацію результатів. Формулювання задач загалом узгоджені зі змістом розділів і дозволяють оцінити, яким чином автор переходить від постановки проблеми до її розв’язання.</w:t>
+      </w:r>
+    </w:p>
+    <w:p>
+      <w:pPr>
+        <w:spacing w:after="0" w:before="0" w:line="240" w:lineRule="auto"/>
+        <w:jc w:val="both"/>
+      </w:pPr>
+      <w:r>
+        <w:t>У першому розділі проаналізовано сучасний стан задач дистанційної ідентифікації параметрів динамічних об’єктів, розглянуто підходи до виявлення об’єктів, оцінювання руху, аналізу відеопотоків і використання методів машинного навчання. З методологічної точки зору важливо, що автор виділяє обмеження існуючих підходів, пов’язані з роз’єднаним використанням детекторів, алгоритмів оптичного потоку та моделей оцінювання глибини. Саме цей аналіз обґрунтовує необхідність побудови інтегрованої інформаційної технології.</w:t>
+      </w:r>
+    </w:p>
+    <w:p>
+      <w:pPr>
+        <w:spacing w:after="0" w:before="0" w:line="240" w:lineRule="auto"/>
+        <w:jc w:val="both"/>
+      </w:pPr>
+      <w:r>
+        <w:t>У другому розділі подано теоретико-методичні засади використання алгоритмів оптичного потоку, трансформерних моделей і нейромережевого оцінювання глибини сцени. Розділ є важливим для розуміння того, як окремі алгоритмічні компоненти можуть бути використані в межах єдиного конвеєра. Позитивно оцінюю те, що автор не обмежився описом відомих методів, а розглянув їх з позицій подальшого порівняння, комбінування та оцінювання.</w:t>
+      </w:r>
+    </w:p>
+    <w:p>
+      <w:pPr>
+        <w:spacing w:after="0" w:before="0" w:line="240" w:lineRule="auto"/>
+        <w:jc w:val="both"/>
+      </w:pPr>
+      <w:r>
+        <w:t>У третьому розділі сформовано моделі й методи дистанційної ідентифікації параметрів динамічних об’єктів. Саме в цьому розділі найбільш виразно представлено наукову складову роботи: інтеграцію DETR з оптичним потоком, підхід до оцінювання глибини, ансамблеву корекцію результатів і систему кількісних метрик. Зміст розділу відповідає заявленій науковій новизні, хоча окремі формулювання щодо розмежування моделей, методів та інформаційної технології могли б бути подані ще чіткіше.</w:t>
+      </w:r>
+    </w:p>
+    <w:p>
+      <w:pPr>
+        <w:spacing w:after="0" w:before="0" w:line="240" w:lineRule="auto"/>
+        <w:jc w:val="both"/>
+      </w:pPr>
+      <w:r>
+        <w:t xml:space="preserve">У четвертому розділі наведено структуру інформаційної технології, програмну реалізацію та результати експериментальної перевірки. Цей розділ має важливе значення для підтвердження практичної придатності запропонованих рішень. Проведене порівняння </w:t>
+      </w:r>
+      <w:r>
+        <w:rPr>
+          <w:b/>
+        </w:rPr>
+        <w:t>35 комбінацій</w:t>
+      </w:r>
+      <w:r>
+        <w:t xml:space="preserve"> методів оптичного потоку та оцінювання глибини, а також використання метрик </w:t>
+      </w:r>
+      <w:r>
+        <w:rPr>
+          <w:b/>
+        </w:rPr>
+        <w:t>EPE, AAE, RMSE, MAE, PSNR, IoU та Dice</w:t>
+      </w:r>
+      <w:r>
+        <w:t xml:space="preserve"> свідчать про достатній рівень експериментальної перевірки. При цьому доцільним було б ще детальніше показати ресурсні характеристики окремих компонентів технології.</w:t>
+      </w:r>
+    </w:p>
+    <w:p>
+      <w:pPr>
+        <w:spacing w:after="0" w:before="0" w:line="240" w:lineRule="auto"/>
+        <w:jc w:val="both"/>
+      </w:pPr>
+      <w:r>
+        <w:t>Висновки до розділів і загальні висновки відповідають змісту дисертаційної роботи та загалом відображають отримані результати. Матеріал викладено послідовно, науковим стилем, із достатнім рівнем деталізації теоретичної, алгоритмічної та експериментальної частин.</w:t>
       </w:r>
     </w:p>
     <w:p>
